--- a/experiment/docs/08_第四问严格任务冻结与资源配置.docx
+++ b/experiment/docs/08_第四问严格任务冻结与资源配置.docx
@@ -2440,7 +2440,7 @@
       <w:r>
         <w:drawing>
           <wp:inline xmlns:a="http://schemas.openxmlformats.org/drawingml/2006/main" xmlns:pic="http://schemas.openxmlformats.org/drawingml/2006/picture">
-            <wp:extent cx="6080760" cy="4525350"/>
+            <wp:extent cx="6080760" cy="4516643"/>
             <wp:docPr id="4" name="Picture 4"/>
             <wp:cNvGraphicFramePr>
               <a:graphicFrameLocks noChangeAspect="1"/>
@@ -2461,7 +2461,7 @@
                   <pic:spPr>
                     <a:xfrm>
                       <a:off x="0" y="0"/>
-                      <a:ext cx="6080760" cy="4525350"/>
+                      <a:ext cx="6080760" cy="4516643"/>
                     </a:xfrm>
                     <a:prstGeom prst="rect"/>
                   </pic:spPr>
@@ -2492,7 +2492,7 @@
       <w:r>
         <w:drawing>
           <wp:inline xmlns:a="http://schemas.openxmlformats.org/drawingml/2006/main" xmlns:pic="http://schemas.openxmlformats.org/drawingml/2006/picture">
-            <wp:extent cx="6080760" cy="4525350"/>
+            <wp:extent cx="6080760" cy="4516643"/>
             <wp:docPr id="5" name="Picture 5"/>
             <wp:cNvGraphicFramePr>
               <a:graphicFrameLocks noChangeAspect="1"/>
@@ -2513,7 +2513,7 @@
                   <pic:spPr>
                     <a:xfrm>
                       <a:off x="0" y="0"/>
-                      <a:ext cx="6080760" cy="4525350"/>
+                      <a:ext cx="6080760" cy="4516643"/>
                     </a:xfrm>
                     <a:prstGeom prst="rect"/>
                   </pic:spPr>
